--- a/submission/辅助文档/PPT制作参考与设计架构.docx
+++ b/submission/辅助文档/PPT制作参考与设计架构.docx
@@ -2879,7 +2879,7 @@
                 <w:rFonts w:ascii="微软雅黑" w:hAnsi="微软雅黑" w:eastAsia="微软雅黑"/>
                 <w:sz w:val="19"/>
               </w:rPr>
-              <w:t>知识掌握度、雷达图、五因子「为什么是它」</w:t>
+              <w:t>知识掌握度雷达图、五因子「为什么是它」（雷达图需 ≥3 个知识点，否则降级为进度卡）</w:t>
             </w:r>
           </w:p>
         </w:tc>

--- a/submission/辅助文档/PPT制作参考与设计架构.docx
+++ b/submission/辅助文档/PPT制作参考与设计架构.docx
@@ -3763,7 +3763,7 @@
                 <w:rFonts w:ascii="微软雅黑" w:hAnsi="微软雅黑" w:eastAsia="微软雅黑"/>
                 <w:sz w:val="19"/>
               </w:rPr>
-              <w:t>**320 passed**</w:t>
+              <w:t>**327 passed**</w:t>
             </w:r>
           </w:p>
         </w:tc>
@@ -5328,7 +5328,7 @@
                 <w:rFonts w:ascii="微软雅黑" w:hAnsi="微软雅黑" w:eastAsia="微软雅黑"/>
                 <w:sz w:val="19"/>
               </w:rPr>
-              <w:t>320 单测 / 95-95 联调 / 零漂移</w:t>
+              <w:t>327 单测 / 95-95 联调 / 零漂移</w:t>
             </w:r>
           </w:p>
         </w:tc>
